--- a/Bijlage 1 - Game Design Document.docx
+++ b/Bijlage 1 - Game Design Document.docx
@@ -663,8 +663,8 @@
         <w:tblLook w:val="0600"/>
       </w:tblPr>
       <w:tblGrid>
-        <w:gridCol w:w="1364"/>
-        <w:gridCol w:w="106"/>
+        <w:gridCol w:w="1363"/>
+        <w:gridCol w:w="107"/>
         <w:gridCol w:w="3195"/>
         <w:gridCol w:w="4695"/>
       </w:tblGrid>
@@ -709,7 +709,7 @@
         <w:trPr/>
         <w:tc>
           <w:tcPr>
-            <w:tcW w:w="1364" w:type="dxa"/>
+            <w:tcW w:w="1363" w:type="dxa"/>
             <w:vMerge w:val="restart"/>
             <w:tcBorders/>
             <w:shd w:fill="F3F3F3" w:val="clear"/>
@@ -766,7 +766,7 @@
         </w:tc>
         <w:tc>
           <w:tcPr>
-            <w:tcW w:w="106" w:type="dxa"/>
+            <w:tcW w:w="107" w:type="dxa"/>
             <w:tcBorders/>
             <w:shd w:fill="auto" w:val="clear"/>
             <w:tcMar>
@@ -1001,7 +1001,6 @@
                     <w:rPr>
                       <w:rFonts w:ascii="Cabin" w:hAnsi="Cabin" w:eastAsia="Cabin" w:cs="Cabin"/>
                       <w:i/>
-                      <w:i/>
                       <w:color w:val="B7B7B7"/>
                       <w:sz w:val="22"/>
                       <w:szCs w:val="22"/>
@@ -1043,7 +1042,7 @@
         <w:trPr/>
         <w:tc>
           <w:tcPr>
-            <w:tcW w:w="1364" w:type="dxa"/>
+            <w:tcW w:w="1363" w:type="dxa"/>
             <w:vMerge w:val="continue"/>
             <w:tcBorders/>
             <w:shd w:fill="F3F3F3" w:val="clear"/>
@@ -1076,7 +1075,7 @@
         </w:tc>
         <w:tc>
           <w:tcPr>
-            <w:tcW w:w="106" w:type="dxa"/>
+            <w:tcW w:w="107" w:type="dxa"/>
             <w:tcBorders/>
             <w:shd w:fill="auto" w:val="clear"/>
             <w:tcMar>
@@ -1347,8 +1346,8 @@
         <w:tblLook w:val="0600"/>
       </w:tblPr>
       <w:tblGrid>
-        <w:gridCol w:w="1364"/>
-        <w:gridCol w:w="106"/>
+        <w:gridCol w:w="1363"/>
+        <w:gridCol w:w="107"/>
         <w:gridCol w:w="4409"/>
         <w:gridCol w:w="3481"/>
       </w:tblGrid>
@@ -1356,7 +1355,7 @@
         <w:trPr/>
         <w:tc>
           <w:tcPr>
-            <w:tcW w:w="1364" w:type="dxa"/>
+            <w:tcW w:w="1363" w:type="dxa"/>
             <w:vMerge w:val="restart"/>
             <w:tcBorders/>
             <w:shd w:fill="F3F3F3" w:val="clear"/>
@@ -1428,7 +1427,7 @@
         </w:tc>
         <w:tc>
           <w:tcPr>
-            <w:tcW w:w="106" w:type="dxa"/>
+            <w:tcW w:w="107" w:type="dxa"/>
             <w:tcBorders/>
             <w:shd w:fill="auto" w:val="clear"/>
             <w:tcMar>
@@ -1568,7 +1567,6 @@
                     <w:rPr>
                       <w:rFonts w:ascii="Cabin" w:hAnsi="Cabin" w:eastAsia="Cabin" w:cs="Cabin"/>
                       <w:i/>
-                      <w:i/>
                       <w:color w:val="B7B7B7"/>
                       <w:sz w:val="22"/>
                       <w:szCs w:val="22"/>
@@ -1717,7 +1715,7 @@
         </w:trPr>
         <w:tc>
           <w:tcPr>
-            <w:tcW w:w="1364" w:type="dxa"/>
+            <w:tcW w:w="1363" w:type="dxa"/>
             <w:vMerge w:val="continue"/>
             <w:tcBorders/>
             <w:shd w:fill="F3F3F3" w:val="clear"/>
@@ -1744,7 +1742,7 @@
         </w:tc>
         <w:tc>
           <w:tcPr>
-            <w:tcW w:w="106" w:type="dxa"/>
+            <w:tcW w:w="107" w:type="dxa"/>
             <w:tcBorders/>
             <w:shd w:fill="auto" w:val="clear"/>
             <w:tcMar>
@@ -1852,17 +1850,7 @@
                       <w:sz w:val="22"/>
                       <w:szCs w:val="22"/>
                     </w:rPr>
-                    <w:t>R</w:t>
-                  </w:r>
-                  <w:r>
-                    <w:rPr>
-                      <w:rFonts w:eastAsia="Cabin" w:cs="Cabin" w:ascii="Cabin" w:hAnsi="Cabin"/>
-                      <w:i/>
-                      <w:color w:val="FF4000"/>
-                      <w:sz w:val="22"/>
-                      <w:szCs w:val="22"/>
-                    </w:rPr>
-                    <w:t>each the goal pole to progress in the game you need to avoid the enemies</w:t>
+                    <w:t>Reach the goal pole to progress in the game you need to avoid the enemies</w:t>
                     <w:br/>
                     <w:t>the more you progress the harder the game will be and the more unfair it tries to make it for you</w:t>
                   </w:r>
@@ -1925,16 +1913,16 @@
         <w:tblLook w:val="0600"/>
       </w:tblPr>
       <w:tblGrid>
-        <w:gridCol w:w="1364"/>
-        <w:gridCol w:w="106"/>
-        <w:gridCol w:w="3899"/>
-        <w:gridCol w:w="3991"/>
+        <w:gridCol w:w="1363"/>
+        <w:gridCol w:w="107"/>
+        <w:gridCol w:w="3898"/>
+        <w:gridCol w:w="3992"/>
       </w:tblGrid>
       <w:tr>
         <w:trPr/>
         <w:tc>
           <w:tcPr>
-            <w:tcW w:w="1364" w:type="dxa"/>
+            <w:tcW w:w="1363" w:type="dxa"/>
             <w:vMerge w:val="restart"/>
             <w:tcBorders/>
             <w:shd w:fill="F3F3F3" w:val="clear"/>
@@ -2006,7 +1994,7 @@
         </w:tc>
         <w:tc>
           <w:tcPr>
-            <w:tcW w:w="106" w:type="dxa"/>
+            <w:tcW w:w="107" w:type="dxa"/>
             <w:tcBorders/>
             <w:shd w:fill="auto" w:val="clear"/>
             <w:tcMar>
@@ -2037,7 +2025,7 @@
         </w:tc>
         <w:tc>
           <w:tcPr>
-            <w:tcW w:w="3899" w:type="dxa"/>
+            <w:tcW w:w="3898" w:type="dxa"/>
             <w:tcBorders/>
             <w:shd w:fill="auto" w:val="clear"/>
             <w:tcMar>
@@ -2106,7 +2094,6 @@
                     <w:rPr>
                       <w:rFonts w:ascii="Cabin" w:hAnsi="Cabin" w:eastAsia="Cabin" w:cs="Cabin"/>
                       <w:i/>
-                      <w:i/>
                       <w:color w:val="B7B7B7"/>
                       <w:sz w:val="22"/>
                       <w:szCs w:val="22"/>
@@ -2130,7 +2117,6 @@
                     <w:rPr>
                       <w:rFonts w:ascii="Cabin" w:hAnsi="Cabin" w:eastAsia="Cabin" w:cs="Cabin"/>
                       <w:i/>
-                      <w:i/>
                       <w:color w:val="B7B7B7"/>
                       <w:sz w:val="22"/>
                       <w:szCs w:val="22"/>
@@ -2170,7 +2156,7 @@
         </w:tc>
         <w:tc>
           <w:tcPr>
-            <w:tcW w:w="3991" w:type="dxa"/>
+            <w:tcW w:w="3992" w:type="dxa"/>
             <w:tcBorders/>
             <w:shd w:fill="auto" w:val="clear"/>
             <w:tcMar>
@@ -2239,7 +2225,6 @@
                     <w:rPr>
                       <w:rFonts w:ascii="Cabin" w:hAnsi="Cabin" w:eastAsia="Cabin" w:cs="Cabin"/>
                       <w:i/>
-                      <w:i/>
                       <w:color w:val="B7B7B7"/>
                       <w:sz w:val="22"/>
                       <w:szCs w:val="22"/>
@@ -2263,7 +2248,6 @@
                     <w:rPr>
                       <w:rFonts w:ascii="Cabin" w:hAnsi="Cabin" w:eastAsia="Cabin" w:cs="Cabin"/>
                       <w:i/>
-                      <w:i/>
                       <w:color w:val="B7B7B7"/>
                       <w:sz w:val="22"/>
                       <w:szCs w:val="22"/>
@@ -2308,7 +2292,7 @@
         </w:trPr>
         <w:tc>
           <w:tcPr>
-            <w:tcW w:w="1364" w:type="dxa"/>
+            <w:tcW w:w="1363" w:type="dxa"/>
             <w:vMerge w:val="continue"/>
             <w:tcBorders/>
             <w:shd w:fill="F3F3F3" w:val="clear"/>
@@ -2335,7 +2319,7 @@
         </w:tc>
         <w:tc>
           <w:tcPr>
-            <w:tcW w:w="106" w:type="dxa"/>
+            <w:tcW w:w="107" w:type="dxa"/>
             <w:tcBorders/>
             <w:shd w:fill="auto" w:val="clear"/>
             <w:tcMar>
@@ -2521,16 +2505,16 @@
         <w:tblLook w:val="0600"/>
       </w:tblPr>
       <w:tblGrid>
-        <w:gridCol w:w="1364"/>
-        <w:gridCol w:w="106"/>
-        <w:gridCol w:w="3899"/>
-        <w:gridCol w:w="3991"/>
+        <w:gridCol w:w="1363"/>
+        <w:gridCol w:w="107"/>
+        <w:gridCol w:w="3898"/>
+        <w:gridCol w:w="3992"/>
       </w:tblGrid>
       <w:tr>
         <w:trPr/>
         <w:tc>
           <w:tcPr>
-            <w:tcW w:w="1364" w:type="dxa"/>
+            <w:tcW w:w="1363" w:type="dxa"/>
             <w:vMerge w:val="restart"/>
             <w:tcBorders/>
             <w:shd w:fill="F3F3F3" w:val="clear"/>
@@ -2602,7 +2586,7 @@
         </w:tc>
         <w:tc>
           <w:tcPr>
-            <w:tcW w:w="106" w:type="dxa"/>
+            <w:tcW w:w="107" w:type="dxa"/>
             <w:tcBorders/>
             <w:shd w:fill="auto" w:val="clear"/>
             <w:tcMar>
@@ -2633,7 +2617,7 @@
         </w:tc>
         <w:tc>
           <w:tcPr>
-            <w:tcW w:w="3899" w:type="dxa"/>
+            <w:tcW w:w="3898" w:type="dxa"/>
             <w:tcBorders/>
             <w:shd w:fill="auto" w:val="clear"/>
             <w:tcMar>
@@ -2738,7 +2722,7 @@
         </w:tc>
         <w:tc>
           <w:tcPr>
-            <w:tcW w:w="3991" w:type="dxa"/>
+            <w:tcW w:w="3992" w:type="dxa"/>
             <w:tcBorders/>
             <w:shd w:fill="auto" w:val="clear"/>
             <w:tcMar>
@@ -2848,7 +2832,7 @@
         </w:trPr>
         <w:tc>
           <w:tcPr>
-            <w:tcW w:w="1364" w:type="dxa"/>
+            <w:tcW w:w="1363" w:type="dxa"/>
             <w:vMerge w:val="continue"/>
             <w:tcBorders/>
             <w:shd w:fill="F3F3F3" w:val="clear"/>
@@ -2875,7 +2859,7 @@
         </w:tc>
         <w:tc>
           <w:tcPr>
-            <w:tcW w:w="106" w:type="dxa"/>
+            <w:tcW w:w="107" w:type="dxa"/>
             <w:tcBorders/>
             <w:shd w:fill="auto" w:val="clear"/>
             <w:tcMar>
@@ -3000,17 +2984,7 @@
                       <w:sz w:val="22"/>
                       <w:szCs w:val="22"/>
                     </w:rPr>
-                    <w:t>Spikes shooting out the wall if the raycasts the detects the player</w:t>
-                  </w:r>
-                  <w:r>
-                    <w:rPr>
-                      <w:rFonts w:eastAsia="Cabin" w:cs="Cabin" w:ascii="Cabin" w:hAnsi="Cabin"/>
-                      <w:i/>
-                      <w:color w:val="FF4000"/>
-                      <w:sz w:val="22"/>
-                      <w:szCs w:val="22"/>
-                    </w:rPr>
-                    <w:t xml:space="preserve"> </w:t>
+                    <w:t xml:space="preserve">Spikes shooting out the wall if the raycasts the detects the player </w:t>
                   </w:r>
                 </w:p>
               </w:tc>
@@ -3071,11 +3045,11 @@
         <w:tblLook w:val="0600"/>
       </w:tblPr>
       <w:tblGrid>
-        <w:gridCol w:w="1364"/>
+        <w:gridCol w:w="1363"/>
         <w:gridCol w:w="100"/>
         <w:gridCol w:w="1800"/>
         <w:gridCol w:w="2010"/>
-        <w:gridCol w:w="4516"/>
+        <w:gridCol w:w="4517"/>
       </w:tblGrid>
       <w:tr>
         <w:trPr>
@@ -3083,7 +3057,7 @@
         </w:trPr>
         <w:tc>
           <w:tcPr>
-            <w:tcW w:w="1364" w:type="dxa"/>
+            <w:tcW w:w="1363" w:type="dxa"/>
             <w:vMerge w:val="restart"/>
             <w:tcBorders/>
             <w:shd w:fill="F3F3F3" w:val="clear"/>
@@ -3392,7 +3366,7 @@
         </w:tc>
         <w:tc>
           <w:tcPr>
-            <w:tcW w:w="4516" w:type="dxa"/>
+            <w:tcW w:w="4517" w:type="dxa"/>
             <w:tcBorders/>
             <w:shd w:fill="auto" w:val="clear"/>
             <w:tcMar>
@@ -3502,7 +3476,7 @@
         </w:trPr>
         <w:tc>
           <w:tcPr>
-            <w:tcW w:w="1364" w:type="dxa"/>
+            <w:tcW w:w="1363" w:type="dxa"/>
             <w:vMerge w:val="continue"/>
             <w:tcBorders/>
             <w:shd w:fill="F3F3F3" w:val="clear"/>
@@ -3660,7 +3634,6 @@
                     <w:rPr>
                       <w:rFonts w:ascii="Cabin" w:hAnsi="Cabin" w:eastAsia="Cabin" w:cs="Cabin"/>
                       <w:i/>
-                      <w:i/>
                       <w:color w:val="B7B7B7"/>
                       <w:sz w:val="22"/>
                       <w:szCs w:val="22"/>
@@ -3699,7 +3672,7 @@
         </w:tc>
         <w:tc>
           <w:tcPr>
-            <w:tcW w:w="4516" w:type="dxa"/>
+            <w:tcW w:w="4517" w:type="dxa"/>
             <w:tcBorders/>
             <w:shd w:fill="auto" w:val="clear"/>
             <w:tcMar>
@@ -3838,9 +3811,9 @@
         <w:tblLook w:val="0600"/>
       </w:tblPr>
       <w:tblGrid>
-        <w:gridCol w:w="1364"/>
+        <w:gridCol w:w="1363"/>
         <w:gridCol w:w="105"/>
-        <w:gridCol w:w="8746"/>
+        <w:gridCol w:w="8747"/>
       </w:tblGrid>
       <w:tr>
         <w:trPr>
@@ -3848,7 +3821,7 @@
         </w:trPr>
         <w:tc>
           <w:tcPr>
-            <w:tcW w:w="1364" w:type="dxa"/>
+            <w:tcW w:w="1363" w:type="dxa"/>
             <w:tcBorders/>
             <w:shd w:fill="F3F3F3" w:val="clear"/>
           </w:tcPr>
@@ -3929,7 +3902,7 @@
         </w:tc>
         <w:tc>
           <w:tcPr>
-            <w:tcW w:w="8746" w:type="dxa"/>
+            <w:tcW w:w="8747" w:type="dxa"/>
             <w:tcBorders/>
             <w:shd w:fill="auto" w:val="clear"/>
             <w:tcMar>
@@ -3997,7 +3970,6 @@
                     <w:rPr>
                       <w:rFonts w:ascii="Cabin" w:hAnsi="Cabin" w:eastAsia="Cabin" w:cs="Cabin"/>
                       <w:i/>
-                      <w:i/>
                       <w:color w:val="FF4000"/>
                       <w:sz w:val="22"/>
                       <w:szCs w:val="22"/>
@@ -4011,17 +3983,7 @@
                       <w:sz w:val="22"/>
                       <w:szCs w:val="22"/>
                     </w:rPr>
-                    <w:t xml:space="preserve">I want to add more enemies </w:t>
-                  </w:r>
-                  <w:r>
-                    <w:rPr>
-                      <w:rFonts w:eastAsia="Cabin" w:cs="Cabin" w:ascii="Cabin" w:hAnsi="Cabin"/>
-                      <w:i/>
-                      <w:color w:val="FF4000"/>
-                      <w:sz w:val="22"/>
-                      <w:szCs w:val="22"/>
-                    </w:rPr>
-                    <w:t xml:space="preserve">bosses and add bonus levels after collected x amount of items </w:t>
+                    <w:t xml:space="preserve">I want to add more enemies bosses and add bonus levels after collected x amount of items </w:t>
                   </w:r>
                 </w:p>
                 <w:p>
@@ -4030,7 +3992,6 @@
                     <w:widowControl w:val="false"/>
                     <w:rPr>
                       <w:rFonts w:ascii="Cabin" w:hAnsi="Cabin" w:eastAsia="Cabin" w:cs="Cabin"/>
-                      <w:i/>
                       <w:i/>
                       <w:color w:val="B7B7B7"/>
                       <w:sz w:val="22"/>
@@ -4053,7 +4014,6 @@
                     <w:widowControl w:val="false"/>
                     <w:rPr>
                       <w:rFonts w:ascii="Cabin" w:hAnsi="Cabin" w:eastAsia="Cabin" w:cs="Cabin"/>
-                      <w:i/>
                       <w:i/>
                       <w:color w:val="B7B7B7"/>
                       <w:sz w:val="22"/>
@@ -4323,7 +4283,6 @@
               <w:widowControl w:val="false"/>
               <w:rPr>
                 <w:rFonts w:ascii="Cabin" w:hAnsi="Cabin" w:eastAsia="Cabin" w:cs="Cabin"/>
-                <w:i/>
                 <w:i/>
                 <w:color w:val="B7B7B7"/>
                 <w:sz w:val="12"/>
@@ -4397,7 +4356,6 @@
               <w:rPr>
                 <w:rFonts w:ascii="Cabin" w:hAnsi="Cabin" w:eastAsia="Cabin" w:cs="Cabin"/>
                 <w:i/>
-                <w:i/>
                 <w:color w:val="B7B7B7"/>
                 <w:sz w:val="12"/>
                 <w:szCs w:val="12"/>
@@ -4432,7 +4390,6 @@
               <w:widowControl w:val="false"/>
               <w:rPr>
                 <w:rFonts w:ascii="Cabin" w:hAnsi="Cabin" w:eastAsia="Cabin" w:cs="Cabin"/>
-                <w:i/>
                 <w:i/>
                 <w:color w:val="B7B7B7"/>
                 <w:sz w:val="12"/>
@@ -4487,7 +4444,6 @@
                     <w:rPr>
                       <w:rFonts w:ascii="Cabin" w:hAnsi="Cabin" w:eastAsia="Cabin" w:cs="Cabin"/>
                       <w:i/>
-                      <w:i/>
                       <w:sz w:val="22"/>
                       <w:szCs w:val="22"/>
                     </w:rPr>
@@ -4511,7 +4467,6 @@
               <w:widowControl w:val="false"/>
               <w:rPr>
                 <w:rFonts w:ascii="Cabin" w:hAnsi="Cabin" w:eastAsia="Cabin" w:cs="Cabin"/>
-                <w:i/>
                 <w:i/>
                 <w:color w:val="B7B7B7"/>
                 <w:sz w:val="12"/>
@@ -4591,7 +4546,6 @@
               <w:widowControl w:val="false"/>
               <w:rPr>
                 <w:rFonts w:ascii="Cabin" w:hAnsi="Cabin" w:eastAsia="Cabin" w:cs="Cabin"/>
-                <w:i/>
                 <w:i/>
                 <w:color w:val="B7B7B7"/>
                 <w:sz w:val="12"/>
@@ -4667,7 +4621,6 @@
               <w:rPr>
                 <w:rFonts w:ascii="Cabin" w:hAnsi="Cabin" w:eastAsia="Cabin" w:cs="Cabin"/>
                 <w:i/>
-                <w:i/>
                 <w:color w:val="B7B7B7"/>
                 <w:sz w:val="12"/>
                 <w:szCs w:val="12"/>
@@ -4702,7 +4655,6 @@
               <w:widowControl w:val="false"/>
               <w:rPr>
                 <w:rFonts w:ascii="Cabin" w:hAnsi="Cabin" w:eastAsia="Cabin" w:cs="Cabin"/>
-                <w:i/>
                 <w:i/>
                 <w:color w:val="B7B7B7"/>
                 <w:sz w:val="12"/>
@@ -4757,7 +4709,6 @@
                     <w:rPr>
                       <w:rFonts w:ascii="Cabin" w:hAnsi="Cabin" w:eastAsia="Cabin" w:cs="Cabin"/>
                       <w:i/>
-                      <w:i/>
                       <w:sz w:val="22"/>
                       <w:szCs w:val="22"/>
                     </w:rPr>
@@ -4781,7 +4732,6 @@
               <w:widowControl w:val="false"/>
               <w:rPr>
                 <w:rFonts w:ascii="Cabin" w:hAnsi="Cabin" w:eastAsia="Cabin" w:cs="Cabin"/>
-                <w:i/>
                 <w:i/>
                 <w:color w:val="B7B7B7"/>
                 <w:sz w:val="12"/>
@@ -4861,7 +4811,6 @@
               <w:widowControl w:val="false"/>
               <w:rPr>
                 <w:rFonts w:ascii="Cabin" w:hAnsi="Cabin" w:eastAsia="Cabin" w:cs="Cabin"/>
-                <w:i/>
                 <w:i/>
                 <w:color w:val="B7B7B7"/>
                 <w:sz w:val="12"/>
@@ -4931,7 +4880,6 @@
               <w:rPr>
                 <w:rFonts w:ascii="Cabin" w:hAnsi="Cabin" w:eastAsia="Cabin" w:cs="Cabin"/>
                 <w:i/>
-                <w:i/>
                 <w:color w:val="B7B7B7"/>
                 <w:sz w:val="12"/>
                 <w:szCs w:val="12"/>
@@ -4966,7 +4914,6 @@
               <w:widowControl w:val="false"/>
               <w:rPr>
                 <w:rFonts w:ascii="Cabin" w:hAnsi="Cabin" w:eastAsia="Cabin" w:cs="Cabin"/>
-                <w:i/>
                 <w:i/>
                 <w:color w:val="B7B7B7"/>
                 <w:sz w:val="12"/>
@@ -5021,7 +4968,6 @@
                     <w:rPr>
                       <w:rFonts w:ascii="Cabin" w:hAnsi="Cabin" w:eastAsia="Cabin" w:cs="Cabin"/>
                       <w:i/>
-                      <w:i/>
                       <w:sz w:val="22"/>
                       <w:szCs w:val="22"/>
                     </w:rPr>
@@ -5045,7 +4991,6 @@
               <w:widowControl w:val="false"/>
               <w:rPr>
                 <w:rFonts w:ascii="Cabin" w:hAnsi="Cabin" w:eastAsia="Cabin" w:cs="Cabin"/>
-                <w:i/>
                 <w:i/>
                 <w:color w:val="B7B7B7"/>
                 <w:sz w:val="12"/>
@@ -5125,7 +5070,6 @@
               <w:widowControl w:val="false"/>
               <w:rPr>
                 <w:rFonts w:ascii="Cabin" w:hAnsi="Cabin" w:eastAsia="Cabin" w:cs="Cabin"/>
-                <w:i/>
                 <w:i/>
                 <w:color w:val="B7B7B7"/>
                 <w:sz w:val="12"/>
@@ -5201,7 +5145,6 @@
               <w:rPr>
                 <w:rFonts w:ascii="Cabin" w:hAnsi="Cabin" w:eastAsia="Cabin" w:cs="Cabin"/>
                 <w:i/>
-                <w:i/>
                 <w:color w:val="B7B7B7"/>
                 <w:sz w:val="12"/>
                 <w:szCs w:val="12"/>
@@ -5236,7 +5179,6 @@
               <w:widowControl w:val="false"/>
               <w:rPr>
                 <w:rFonts w:ascii="Cabin" w:hAnsi="Cabin" w:eastAsia="Cabin" w:cs="Cabin"/>
-                <w:i/>
                 <w:i/>
                 <w:color w:val="B7B7B7"/>
                 <w:sz w:val="12"/>
@@ -5291,7 +5233,6 @@
                     <w:rPr>
                       <w:rFonts w:ascii="Cabin" w:hAnsi="Cabin" w:eastAsia="Cabin" w:cs="Cabin"/>
                       <w:i/>
-                      <w:i/>
                       <w:sz w:val="22"/>
                       <w:szCs w:val="22"/>
                     </w:rPr>
@@ -5315,7 +5256,6 @@
               <w:widowControl w:val="false"/>
               <w:rPr>
                 <w:rFonts w:ascii="Cabin" w:hAnsi="Cabin" w:eastAsia="Cabin" w:cs="Cabin"/>
-                <w:i/>
                 <w:i/>
                 <w:color w:val="B7B7B7"/>
                 <w:sz w:val="12"/>
@@ -5395,7 +5335,6 @@
               <w:widowControl w:val="false"/>
               <w:rPr>
                 <w:rFonts w:ascii="Cabin" w:hAnsi="Cabin" w:eastAsia="Cabin" w:cs="Cabin"/>
-                <w:i/>
                 <w:i/>
                 <w:color w:val="B7B7B7"/>
                 <w:sz w:val="12"/>
@@ -5469,7 +5408,6 @@
               <w:rPr>
                 <w:rFonts w:ascii="Cabin" w:hAnsi="Cabin" w:eastAsia="Cabin" w:cs="Cabin"/>
                 <w:i/>
-                <w:i/>
                 <w:color w:val="B7B7B7"/>
                 <w:sz w:val="12"/>
                 <w:szCs w:val="12"/>
@@ -5504,7 +5442,6 @@
               <w:widowControl w:val="false"/>
               <w:rPr>
                 <w:rFonts w:ascii="Cabin" w:hAnsi="Cabin" w:eastAsia="Cabin" w:cs="Cabin"/>
-                <w:i/>
                 <w:i/>
                 <w:color w:val="B7B7B7"/>
                 <w:sz w:val="12"/>
@@ -5559,7 +5496,6 @@
                     <w:rPr>
                       <w:rFonts w:ascii="Cabin" w:hAnsi="Cabin" w:eastAsia="Cabin" w:cs="Cabin"/>
                       <w:i/>
-                      <w:i/>
                       <w:sz w:val="22"/>
                       <w:szCs w:val="22"/>
                     </w:rPr>
@@ -5583,7 +5519,6 @@
               <w:widowControl w:val="false"/>
               <w:rPr>
                 <w:rFonts w:ascii="Cabin" w:hAnsi="Cabin" w:eastAsia="Cabin" w:cs="Cabin"/>
-                <w:i/>
                 <w:i/>
                 <w:color w:val="B7B7B7"/>
                 <w:sz w:val="12"/>
@@ -5662,7 +5597,6 @@
               <w:widowControl w:val="false"/>
               <w:rPr>
                 <w:rFonts w:ascii="Cabin" w:hAnsi="Cabin" w:eastAsia="Cabin" w:cs="Cabin"/>
-                <w:i/>
                 <w:i/>
                 <w:color w:val="B7B7B7"/>
                 <w:sz w:val="12"/>
@@ -5723,6 +5657,33 @@
                     <w:rPr>
                       <w:rFonts w:ascii="Cabin" w:hAnsi="Cabin" w:eastAsia="Cabin" w:cs="Cabin"/>
                       <w:i/>
+                      <w:color w:val="B7B7B7"/>
+                      <w:sz w:val="22"/>
+                      <w:szCs w:val="22"/>
+                    </w:rPr>
+                  </w:pPr>
+                  <w:r>
+                    <w:rPr>
+                      <w:rFonts w:eastAsia="Cabin" w:cs="Cabin" w:ascii="Cabin" w:hAnsi="Cabin"/>
+                      <w:i/>
+                      <w:color w:val="B7B7B7"/>
+                      <w:sz w:val="22"/>
+                      <w:szCs w:val="22"/>
+                    </w:rPr>
+                    <w:t>Feature on backlog - not a part of the minimum viable product</w:t>
+                  </w:r>
+                </w:p>
+                <w:p>
+                  <w:pPr>
+                    <w:pStyle w:val="normal1"/>
+                    <w:widowControl w:val="false"/>
+                    <w:numPr>
+                      <w:ilvl w:val="0"/>
+                      <w:numId w:val="1"/>
+                    </w:numPr>
+                    <w:ind w:hanging="360" w:start="270"/>
+                    <w:rPr>
+                      <w:rFonts w:ascii="Cabin" w:hAnsi="Cabin" w:eastAsia="Cabin" w:cs="Cabin"/>
                       <w:i/>
                       <w:color w:val="B7B7B7"/>
                       <w:sz w:val="22"/>
@@ -5752,36 +5713,6 @@
                     <w:rPr>
                       <w:rFonts w:ascii="Cabin" w:hAnsi="Cabin" w:eastAsia="Cabin" w:cs="Cabin"/>
                       <w:i/>
-                      <w:i/>
-                      <w:color w:val="B7B7B7"/>
-                      <w:sz w:val="22"/>
-                      <w:szCs w:val="22"/>
-                    </w:rPr>
-                  </w:pPr>
-                  <w:r>
-                    <w:rPr>
-                      <w:rFonts w:eastAsia="Cabin" w:cs="Cabin" w:ascii="Cabin" w:hAnsi="Cabin"/>
-                      <w:i/>
-                      <w:color w:val="B7B7B7"/>
-                      <w:sz w:val="22"/>
-                      <w:szCs w:val="22"/>
-                    </w:rPr>
-                    <w:t>Feature on backlog - not a part of the minimum viable product</w:t>
-                  </w:r>
-                </w:p>
-                <w:p>
-                  <w:pPr>
-                    <w:pStyle w:val="normal1"/>
-                    <w:widowControl w:val="false"/>
-                    <w:numPr>
-                      <w:ilvl w:val="0"/>
-                      <w:numId w:val="1"/>
-                    </w:numPr>
-                    <w:ind w:hanging="360" w:start="270"/>
-                    <w:rPr>
-                      <w:rFonts w:ascii="Cabin" w:hAnsi="Cabin" w:eastAsia="Cabin" w:cs="Cabin"/>
-                      <w:i/>
-                      <w:i/>
                       <w:color w:val="B7B7B7"/>
                       <w:sz w:val="22"/>
                       <w:szCs w:val="22"/>
@@ -5808,7 +5739,6 @@
               <w:rPr>
                 <w:rFonts w:ascii="Cabin" w:hAnsi="Cabin" w:eastAsia="Cabin" w:cs="Cabin"/>
                 <w:i/>
-                <w:i/>
                 <w:color w:val="B7B7B7"/>
                 <w:sz w:val="12"/>
                 <w:szCs w:val="12"/>
@@ -5843,7 +5773,6 @@
               <w:widowControl w:val="false"/>
               <w:rPr>
                 <w:rFonts w:ascii="Cabin" w:hAnsi="Cabin" w:eastAsia="Cabin" w:cs="Cabin"/>
-                <w:i/>
                 <w:i/>
                 <w:color w:val="B7B7B7"/>
                 <w:sz w:val="12"/>
@@ -5898,7 +5827,6 @@
                     <w:rPr>
                       <w:rFonts w:ascii="Cabin" w:hAnsi="Cabin" w:eastAsia="Cabin" w:cs="Cabin"/>
                       <w:i/>
-                      <w:i/>
                       <w:sz w:val="22"/>
                       <w:szCs w:val="22"/>
                     </w:rPr>
@@ -5923,7 +5851,6 @@
               <w:rPr>
                 <w:rFonts w:ascii="Cabin" w:hAnsi="Cabin" w:eastAsia="Cabin" w:cs="Cabin"/>
                 <w:i/>
-                <w:i/>
                 <w:color w:val="B7B7B7"/>
                 <w:sz w:val="12"/>
                 <w:szCs w:val="12"/>
@@ -6051,28 +5978,12 @@
         </w:rPr>
       </w:pPr>
       <w:r>
-        <w:rPr/>
-        <w:t>For this project, I started by planning out the basic idea of the game before jumping into development. First, I created a flow chart to map how the game works. This helped me understand the main flow, like how the player starts the game, what choices they can make, and how the game ends. It also helped me see how different parts of the game connect to each other.</w:t>
-      </w:r>
-    </w:p>
-    <w:p>
-      <w:pPr>
-        <w:pStyle w:val="BodyText"/>
-        <w:rPr/>
-      </w:pPr>
-      <w:r>
-        <w:rPr/>
-        <w:t>After that, I used Microsoft Paint to make a simple visual concept of the game. This included rough sketches of the main screen, the player, and some basic elements of the game world. The goal wasn’t to make it look perfect, but to get a clear idea of how the game might look and feel.</w:t>
-      </w:r>
-    </w:p>
-    <w:p>
-      <w:pPr>
-        <w:pStyle w:val="BodyText"/>
-        <w:rPr/>
-      </w:pPr>
-      <w:r>
-        <w:rPr/>
-        <w:t>Overall, making the flow chart and the visual concept helped me organize my ideas. It gave me a clearer direction for how the game should work and what I want to build next.</w:t>
+        <w:rPr>
+          <w:rFonts w:eastAsia="Arial" w:cs="Arial" w:ascii="Arial" w:hAnsi="Arial"/>
+          <w:b/>
+          <w:sz w:val="22"/>
+          <w:szCs w:val="22"/>
+        </w:rPr>
       </w:r>
     </w:p>
     <w:p>
@@ -6087,57 +5998,22 @@
         </w:rPr>
       </w:pPr>
       <w:r>
-        <w:rPr/>
-      </w:r>
-    </w:p>
-    <w:p>
-      <w:pPr>
-        <w:pStyle w:val="normal1"/>
-        <w:spacing w:lineRule="auto" w:line="276"/>
-        <w:rPr>
-          <w:rFonts w:ascii="Arial" w:hAnsi="Arial" w:eastAsia="Arial" w:cs="Arial"/>
-          <w:b/>
-          <w:sz w:val="22"/>
-          <w:szCs w:val="22"/>
-        </w:rPr>
-      </w:pPr>
-      <w:r>
         <w:rPr>
           <w:rFonts w:eastAsia="Arial" w:cs="Arial" w:ascii="Arial" w:hAnsi="Arial"/>
           <w:b/>
           <w:sz w:val="22"/>
           <w:szCs w:val="22"/>
         </w:rPr>
-      </w:r>
-    </w:p>
-    <w:p>
-      <w:pPr>
-        <w:pStyle w:val="normal1"/>
-        <w:spacing w:lineRule="auto" w:line="276"/>
-        <w:rPr>
-          <w:rFonts w:ascii="Arial" w:hAnsi="Arial" w:eastAsia="Arial" w:cs="Arial"/>
-          <w:b/>
-          <w:sz w:val="22"/>
-          <w:szCs w:val="22"/>
-        </w:rPr>
-      </w:pPr>
-      <w:r>
-        <w:rPr>
-          <w:rFonts w:eastAsia="Arial" w:cs="Arial" w:ascii="Arial" w:hAnsi="Arial"/>
-          <w:b/>
-          <w:sz w:val="22"/>
-          <w:szCs w:val="22"/>
-        </w:rPr>
         <w:drawing>
-          <wp:anchor behindDoc="0" distT="0" distB="0" distL="0" distR="0" simplePos="0" locked="0" layoutInCell="0" allowOverlap="1" relativeHeight="2">
+          <wp:anchor distT="0" distB="0" distL="0" distR="0" simplePos="0" relativeHeight="2" behindDoc="0" locked="0" layoutInCell="0" allowOverlap="1">
             <wp:simplePos x="0" y="0"/>
             <wp:positionH relativeFrom="column">
-              <wp:posOffset>3489960</wp:posOffset>
+              <wp:align>center</wp:align>
             </wp:positionH>
             <wp:positionV relativeFrom="paragraph">
-              <wp:posOffset>120650</wp:posOffset>
+              <wp:posOffset>635</wp:posOffset>
             </wp:positionV>
-            <wp:extent cx="2616835" cy="2088515"/>
+            <wp:extent cx="5731510" cy="3820795"/>
             <wp:effectExtent l="0" t="0" r="0" b="0"/>
             <wp:wrapSquare wrapText="largest"/>
             <wp:docPr id="1" name="Image1"/>
@@ -6162,53 +6038,7 @@
                   <pic:spPr bwMode="auto">
                     <a:xfrm>
                       <a:off x="0" y="0"/>
-                      <a:ext cx="2616835" cy="2088515"/>
-                    </a:xfrm>
-                    <a:prstGeom prst="rect">
-                      <a:avLst/>
-                    </a:prstGeom>
-                    <a:noFill/>
-                  </pic:spPr>
-                </pic:pic>
-              </a:graphicData>
-            </a:graphic>
-          </wp:anchor>
-        </w:drawing>
-        <w:drawing>
-          <wp:anchor behindDoc="0" distT="0" distB="0" distL="0" distR="0" simplePos="0" locked="0" layoutInCell="0" allowOverlap="1" relativeHeight="3">
-            <wp:simplePos x="0" y="0"/>
-            <wp:positionH relativeFrom="column">
-              <wp:posOffset>-65405</wp:posOffset>
-            </wp:positionH>
-            <wp:positionV relativeFrom="paragraph">
-              <wp:posOffset>120650</wp:posOffset>
-            </wp:positionV>
-            <wp:extent cx="3385820" cy="2236470"/>
-            <wp:effectExtent l="0" t="0" r="0" b="0"/>
-            <wp:wrapSquare wrapText="largest"/>
-            <wp:docPr id="2" name="Image2"/>
-            <wp:cNvGraphicFramePr>
-              <a:graphicFrameLocks xmlns:a="http://schemas.openxmlformats.org/drawingml/2006/main" noChangeAspect="1"/>
-            </wp:cNvGraphicFramePr>
-            <a:graphic xmlns:a="http://schemas.openxmlformats.org/drawingml/2006/main">
-              <a:graphicData uri="http://schemas.openxmlformats.org/drawingml/2006/picture">
-                <pic:pic xmlns:pic="http://schemas.openxmlformats.org/drawingml/2006/picture">
-                  <pic:nvPicPr>
-                    <pic:cNvPr id="2" name="Image2"/>
-                    <pic:cNvPicPr>
-                      <a:picLocks noChangeAspect="1" noChangeArrowheads="1"/>
-                    </pic:cNvPicPr>
-                  </pic:nvPicPr>
-                  <pic:blipFill>
-                    <a:blip r:embed="rId3"/>
-                    <a:stretch>
-                      <a:fillRect/>
-                    </a:stretch>
-                  </pic:blipFill>
-                  <pic:spPr bwMode="auto">
-                    <a:xfrm>
-                      <a:off x="0" y="0"/>
-                      <a:ext cx="3385820" cy="2236470"/>
+                      <a:ext cx="5731510" cy="3820795"/>
                     </a:xfrm>
                     <a:prstGeom prst="rect">
                       <a:avLst/>
@@ -6242,10 +6072,30 @@
         </w:rPr>
       </w:r>
     </w:p>
+    <w:p>
+      <w:pPr>
+        <w:pStyle w:val="normal1"/>
+        <w:spacing w:lineRule="auto" w:line="276"/>
+        <w:rPr>
+          <w:rFonts w:ascii="Arial" w:hAnsi="Arial" w:eastAsia="Arial" w:cs="Arial"/>
+          <w:b/>
+          <w:sz w:val="22"/>
+          <w:szCs w:val="22"/>
+        </w:rPr>
+      </w:pPr>
+      <w:r>
+        <w:rPr>
+          <w:rFonts w:eastAsia="Arial" w:cs="Arial" w:ascii="Arial" w:hAnsi="Arial"/>
+          <w:b/>
+          <w:sz w:val="22"/>
+          <w:szCs w:val="22"/>
+        </w:rPr>
+      </w:r>
+    </w:p>
     <w:sectPr>
-      <w:footerReference w:type="even" r:id="rId4"/>
-      <w:footerReference w:type="default" r:id="rId5"/>
-      <w:footerReference w:type="first" r:id="rId6"/>
+      <w:footerReference w:type="even" r:id="rId3"/>
+      <w:footerReference w:type="default" r:id="rId4"/>
+      <w:footerReference w:type="first" r:id="rId5"/>
       <w:type w:val="nextPage"/>
       <w:pgSz w:w="11906" w:h="16838"/>
       <w:pgMar w:left="1440" w:right="1440" w:gutter="0" w:header="0" w:top="1440" w:footer="708" w:bottom="1440"/>
@@ -6635,6 +6485,7 @@
     <w:qFormat/>
     <w:pPr>
       <w:widowControl/>
+      <w:suppressAutoHyphens w:val="true"/>
       <w:bidi w:val="0"/>
       <w:spacing w:before="0" w:after="0"/>
       <w:jc w:val="start"/>
@@ -6854,6 +6705,7 @@
     <w:qFormat/>
     <w:pPr>
       <w:widowControl/>
+      <w:suppressAutoHyphens w:val="true"/>
       <w:bidi w:val="0"/>
       <w:spacing w:before="0" w:after="0"/>
       <w:jc w:val="start"/>
@@ -6914,8 +6766,8 @@
       <w:szCs w:val="48"/>
     </w:rPr>
   </w:style>
-  <w:style w:type="paragraph" w:styleId="FrameContents">
-    <w:name w:val="Frame Contents"/>
+  <w:style w:type="paragraph" w:styleId="FrameContentsuser">
+    <w:name w:val="Frame Contents (user)"/>
     <w:basedOn w:val="Normal"/>
     <w:qFormat/>
     <w:pPr/>
@@ -6988,37 +6840,37 @@
         <a:srgbClr val="000000"/>
       </a:dk1>
       <a:lt1>
-        <a:srgbClr val="ffffff"/>
+        <a:srgbClr val="FFFFFF"/>
       </a:lt1>
       <a:dk2>
-        <a:srgbClr val="44546a"/>
+        <a:srgbClr val="44546A"/>
       </a:dk2>
       <a:lt2>
-        <a:srgbClr val="e7e6e6"/>
+        <a:srgbClr val="E7E6E6"/>
       </a:lt2>
       <a:accent1>
-        <a:srgbClr val="4472c4"/>
+        <a:srgbClr val="4472C4"/>
       </a:accent1>
       <a:accent2>
-        <a:srgbClr val="ed7d31"/>
+        <a:srgbClr val="ED7D31"/>
       </a:accent2>
       <a:accent3>
-        <a:srgbClr val="a5a5a5"/>
+        <a:srgbClr val="A5A5A5"/>
       </a:accent3>
       <a:accent4>
-        <a:srgbClr val="ffc000"/>
+        <a:srgbClr val="FFC000"/>
       </a:accent4>
       <a:accent5>
-        <a:srgbClr val="5b9bd5"/>
+        <a:srgbClr val="5B9BD5"/>
       </a:accent5>
       <a:accent6>
-        <a:srgbClr val="70ad47"/>
+        <a:srgbClr val="70AD47"/>
       </a:accent6>
       <a:hlink>
-        <a:srgbClr val="0563c1"/>
+        <a:srgbClr val="0563C1"/>
       </a:hlink>
       <a:folHlink>
-        <a:srgbClr val="954f72"/>
+        <a:srgbClr val="954F72"/>
       </a:folHlink>
     </a:clrScheme>
     <a:fontScheme name="Office">
